--- a/BACKUP&RECOVERY/02장/02장_실습문제_추가서술형.docx
+++ b/BACKUP&RECOVERY/02장/02장_실습문제_추가서술형.docx
@@ -710,7 +710,7 @@
           <w:b/>
           <w:sz w:val="21"/>
         </w:rPr>
-        <w:t>[추가-17] 제어 파일에 세 번째 사본을 /u02/oradata/ORCL/control03.ctl 경로로 추가하는 전체 절차를 명령 순서로 작성하시오.</w:t>
+        <w:t>[추가-17] 제어 파일에 세 번째 사본을 /u02/oradata/orcl/control03.ctl 경로로 추가하는 전체 절차를 명령 순서로 작성하시오.</w:t>
       </w:r>
     </w:p>
     <w:p>
